--- a/Master Folder/Master BA Pokja Konsultan/27-2-Format-Daftar Hadir Klarneg.docx
+++ b/Master Folder/Master BA Pokja Konsultan/27-2-Format-Daftar Hadir Klarneg.docx
@@ -1,6 +1,6 @@
 
 <file path=word/document.xml><?xml version="1.0" encoding="utf-8"?>
-<w:document xmlns:wpc="http://schemas.microsoft.com/office/word/2010/wordprocessingCanvas" xmlns:cx="http://schemas.microsoft.com/office/drawing/2014/chartex" xmlns:cx1="http://schemas.microsoft.com/office/drawing/2015/9/8/chartex" xmlns:cx2="http://schemas.microsoft.com/office/drawing/2015/10/21/chartex" xmlns:cx3="http://schemas.microsoft.com/office/drawing/2016/5/9/chartex" xmlns:cx4="http://schemas.microsoft.com/office/drawing/2016/5/10/chartex" xmlns:cx5="http://schemas.microsoft.com/office/drawing/2016/5/11/chartex" xmlns:cx6="http://schemas.microsoft.com/office/drawing/2016/5/12/chartex" xmlns:cx7="http://schemas.microsoft.com/office/drawing/2016/5/13/chartex" xmlns:cx8="http://schemas.microsoft.com/office/drawing/2016/5/14/chartex" xmlns:mc="http://schemas.openxmlformats.org/markup-compatibility/2006" xmlns:aink="http://schemas.microsoft.com/office/drawing/2016/ink" xmlns:am3d="http://schemas.microsoft.com/office/drawing/2017/model3d" xmlns:o="urn:schemas-microsoft-com:office:office" xmlns:oel="http://schemas.microsoft.com/office/2019/extlst" xmlns:r="http://schemas.openxmlformats.org/officeDocument/2006/relationships" xmlns:m="http://schemas.openxmlformats.org/officeDocument/2006/math" xmlns:v="urn:schemas-microsoft-com:vml" xmlns:wp14="http://schemas.microsoft.com/office/word/2010/wordprocessingDrawing" xmlns:wp="http://schemas.openxmlformats.org/drawingml/2006/wordprocessingDrawing" xmlns:w10="urn:schemas-microsoft-com:office:word" xmlns:w="http://schemas.openxmlformats.org/wordprocessingml/2006/main" xmlns:w14="http://schemas.microsoft.com/office/word/2010/wordml" xmlns:w15="http://schemas.microsoft.com/office/word/2012/wordml" xmlns:w16cex="http://schemas.microsoft.com/office/word/2018/wordml/cex" xmlns:w16cid="http://schemas.microsoft.com/office/word/2016/wordml/cid" xmlns:w16="http://schemas.microsoft.com/office/word/2018/wordml" xmlns:w16du="http://schemas.microsoft.com/office/word/2023/wordml/word16du" xmlns:w16sdtdh="http://schemas.microsoft.com/office/word/2020/wordml/sdtdatahash" xmlns:w16se="http://schemas.microsoft.com/office/word/2015/wordml/symex" xmlns:wpg="http://schemas.microsoft.com/office/word/2010/wordprocessingGroup" xmlns:wpi="http://schemas.microsoft.com/office/word/2010/wordprocessingInk" xmlns:wne="http://schemas.microsoft.com/office/word/2006/wordml" xmlns:wps="http://schemas.microsoft.com/office/word/2010/wordprocessingShape" mc:Ignorable="w14 w15 w16se w16cid w16 w16cex w16sdtdh wp14">
+<w:document xmlns:wpc="http://schemas.microsoft.com/office/word/2010/wordprocessingCanvas" xmlns:cx="http://schemas.microsoft.com/office/drawing/2014/chartex" xmlns:cx1="http://schemas.microsoft.com/office/drawing/2015/9/8/chartex" xmlns:cx2="http://schemas.microsoft.com/office/drawing/2015/10/21/chartex" xmlns:cx3="http://schemas.microsoft.com/office/drawing/2016/5/9/chartex" xmlns:cx4="http://schemas.microsoft.com/office/drawing/2016/5/10/chartex" xmlns:cx5="http://schemas.microsoft.com/office/drawing/2016/5/11/chartex" xmlns:cx6="http://schemas.microsoft.com/office/drawing/2016/5/12/chartex" xmlns:cx7="http://schemas.microsoft.com/office/drawing/2016/5/13/chartex" xmlns:cx8="http://schemas.microsoft.com/office/drawing/2016/5/14/chartex" xmlns:mc="http://schemas.openxmlformats.org/markup-compatibility/2006" xmlns:aink="http://schemas.microsoft.com/office/drawing/2016/ink" xmlns:am3d="http://schemas.microsoft.com/office/drawing/2017/model3d" xmlns:o="urn:schemas-microsoft-com:office:office" xmlns:r="http://schemas.openxmlformats.org/officeDocument/2006/relationships" xmlns:m="http://schemas.openxmlformats.org/officeDocument/2006/math" xmlns:v="urn:schemas-microsoft-com:vml" xmlns:wp14="http://schemas.microsoft.com/office/word/2010/wordprocessingDrawing" xmlns:wp="http://schemas.openxmlformats.org/drawingml/2006/wordprocessingDrawing" xmlns:w10="urn:schemas-microsoft-com:office:word" xmlns:w="http://schemas.openxmlformats.org/wordprocessingml/2006/main" xmlns:w14="http://schemas.microsoft.com/office/word/2010/wordml" xmlns:w15="http://schemas.microsoft.com/office/word/2012/wordml" xmlns:w16cex="http://schemas.microsoft.com/office/word/2018/wordml/cex" xmlns:w16cid="http://schemas.microsoft.com/office/word/2016/wordml/cid" xmlns:w16="http://schemas.microsoft.com/office/word/2018/wordml" xmlns:w16sdtdh="http://schemas.microsoft.com/office/word/2020/wordml/sdtdatahash" xmlns:w16se="http://schemas.microsoft.com/office/word/2015/wordml/symex" xmlns:wpg="http://schemas.microsoft.com/office/word/2010/wordprocessingGroup" xmlns:wpi="http://schemas.microsoft.com/office/word/2010/wordprocessingInk" xmlns:wne="http://schemas.microsoft.com/office/word/2006/wordml" xmlns:wps="http://schemas.microsoft.com/office/word/2010/wordprocessingShape" mc:Ignorable="w14 w15 w16se w16cid w16 w16cex w16sdtdh wp14">
   <w:body>
     <w:p>
       <w:pPr>
@@ -462,41 +462,20 @@
           </w:tcPr>
           <w:p>
             <w:pPr>
-              <w:tabs>
-                <w:tab w:val="left" w:pos="6145"/>
-              </w:tabs>
-              <w:spacing w:line="276" w:lineRule="auto"/>
+              <w:spacing w:after="0" w:line="240" w:lineRule="auto"/>
               <w:contextualSpacing/>
               <w:jc w:val="both"/>
               <w:rPr>
                 <w:rFonts w:ascii="Arial" w:hAnsi="Arial" w:cs="Arial"/>
-                <w:u w:val="single"/>
-              </w:rPr>
-            </w:pPr>
-            <w:r>
-              <w:rPr>
-                <w:rFonts w:ascii="Arial" w:hAnsi="Arial" w:cs="Arial"/>
-                <w:u w:val="single"/>
+                <w:bCs/>
+                <w:iCs/>
+              </w:rPr>
+            </w:pPr>
+            <w:r>
+              <w:rPr>
+                <w:rFonts w:ascii="Arial" w:hAnsi="Arial" w:cs="Arial"/>
               </w:rPr>
               <w:t>{ketua_pokja}</w:t>
-            </w:r>
-          </w:p>
-          <w:p>
-            <w:pPr>
-              <w:spacing w:after="0" w:line="240" w:lineRule="auto"/>
-              <w:contextualSpacing/>
-              <w:jc w:val="both"/>
-              <w:rPr>
-                <w:rFonts w:ascii="Arial" w:hAnsi="Arial" w:cs="Arial"/>
-                <w:bCs/>
-                <w:iCs/>
-              </w:rPr>
-            </w:pPr>
-            <w:r>
-              <w:rPr>
-                <w:rFonts w:ascii="Arial" w:hAnsi="Arial" w:cs="Arial"/>
-              </w:rPr>
-              <w:t>NIP. {nip_ketua_pokja}</w:t>
             </w:r>
           </w:p>
         </w:tc>
@@ -587,41 +566,20 @@
           </w:tcPr>
           <w:p>
             <w:pPr>
-              <w:tabs>
-                <w:tab w:val="left" w:pos="6145"/>
-              </w:tabs>
-              <w:spacing w:line="276" w:lineRule="auto"/>
+              <w:spacing w:after="0" w:line="240" w:lineRule="auto"/>
               <w:contextualSpacing/>
               <w:jc w:val="both"/>
               <w:rPr>
                 <w:rFonts w:ascii="Arial" w:hAnsi="Arial" w:cs="Arial"/>
-                <w:u w:val="single"/>
-              </w:rPr>
-            </w:pPr>
-            <w:r>
-              <w:rPr>
-                <w:rFonts w:ascii="Arial" w:hAnsi="Arial" w:cs="Arial"/>
-                <w:u w:val="single"/>
+                <w:bCs/>
+                <w:iCs/>
+              </w:rPr>
+            </w:pPr>
+            <w:r>
+              <w:rPr>
+                <w:rFonts w:ascii="Arial" w:hAnsi="Arial" w:cs="Arial"/>
               </w:rPr>
               <w:t>{sekre_pokja}</w:t>
-            </w:r>
-          </w:p>
-          <w:p>
-            <w:pPr>
-              <w:spacing w:after="0" w:line="240" w:lineRule="auto"/>
-              <w:contextualSpacing/>
-              <w:jc w:val="both"/>
-              <w:rPr>
-                <w:rFonts w:ascii="Arial" w:hAnsi="Arial" w:cs="Arial"/>
-                <w:bCs/>
-                <w:iCs/>
-              </w:rPr>
-            </w:pPr>
-            <w:r>
-              <w:rPr>
-                <w:rFonts w:ascii="Arial" w:hAnsi="Arial" w:cs="Arial"/>
-              </w:rPr>
-              <w:t>NIP. {nip_sekre_pokja}</w:t>
             </w:r>
           </w:p>
         </w:tc>
@@ -712,41 +670,20 @@
           </w:tcPr>
           <w:p>
             <w:pPr>
-              <w:tabs>
-                <w:tab w:val="left" w:pos="6145"/>
-              </w:tabs>
-              <w:spacing w:line="276" w:lineRule="auto"/>
+              <w:spacing w:after="0" w:line="240" w:lineRule="auto"/>
               <w:contextualSpacing/>
               <w:jc w:val="both"/>
               <w:rPr>
                 <w:rFonts w:ascii="Arial" w:hAnsi="Arial" w:cs="Arial"/>
-                <w:u w:val="single"/>
-              </w:rPr>
-            </w:pPr>
-            <w:r>
-              <w:rPr>
-                <w:rFonts w:ascii="Arial" w:hAnsi="Arial" w:cs="Arial"/>
-                <w:u w:val="single"/>
+                <w:bCs/>
+                <w:iCs/>
+              </w:rPr>
+            </w:pPr>
+            <w:r>
+              <w:rPr>
+                <w:rFonts w:ascii="Arial" w:hAnsi="Arial" w:cs="Arial"/>
               </w:rPr>
               <w:t>{anggota3_pokja}</w:t>
-            </w:r>
-          </w:p>
-          <w:p>
-            <w:pPr>
-              <w:spacing w:after="0" w:line="240" w:lineRule="auto"/>
-              <w:contextualSpacing/>
-              <w:jc w:val="both"/>
-              <w:rPr>
-                <w:rFonts w:ascii="Arial" w:hAnsi="Arial" w:cs="Arial"/>
-                <w:bCs/>
-                <w:iCs/>
-              </w:rPr>
-            </w:pPr>
-            <w:r>
-              <w:rPr>
-                <w:rFonts w:ascii="Arial" w:hAnsi="Arial" w:cs="Arial"/>
-              </w:rPr>
-              <w:t>NIP. {nip_anggota3_pokja}</w:t>
             </w:r>
           </w:p>
         </w:tc>
@@ -837,39 +774,18 @@
           </w:tcPr>
           <w:p>
             <w:pPr>
-              <w:tabs>
-                <w:tab w:val="left" w:pos="6145"/>
-              </w:tabs>
-              <w:spacing w:line="276" w:lineRule="auto"/>
+              <w:spacing w:after="0" w:line="240" w:lineRule="auto"/>
               <w:contextualSpacing/>
               <w:jc w:val="both"/>
               <w:rPr>
                 <w:rFonts w:ascii="Arial" w:hAnsi="Arial" w:cs="Arial"/>
-                <w:u w:val="single"/>
-              </w:rPr>
-            </w:pPr>
-            <w:r>
-              <w:rPr>
-                <w:rFonts w:ascii="Arial" w:hAnsi="Arial" w:cs="Arial"/>
-                <w:u w:val="single"/>
+              </w:rPr>
+            </w:pPr>
+            <w:r>
+              <w:rPr>
+                <w:rFonts w:ascii="Arial" w:hAnsi="Arial" w:cs="Arial"/>
               </w:rPr>
               <w:t>{anggota4_pokja}</w:t>
-            </w:r>
-          </w:p>
-          <w:p>
-            <w:pPr>
-              <w:spacing w:after="0" w:line="240" w:lineRule="auto"/>
-              <w:contextualSpacing/>
-              <w:jc w:val="both"/>
-              <w:rPr>
-                <w:rFonts w:ascii="Arial" w:hAnsi="Arial" w:cs="Arial"/>
-              </w:rPr>
-            </w:pPr>
-            <w:r>
-              <w:rPr>
-                <w:rFonts w:ascii="Arial" w:hAnsi="Arial" w:cs="Arial"/>
-              </w:rPr>
-              <w:t>NIP. {nip_anggota4_pokja}</w:t>
             </w:r>
           </w:p>
         </w:tc>
@@ -960,41 +876,20 @@
           </w:tcPr>
           <w:p>
             <w:pPr>
-              <w:tabs>
-                <w:tab w:val="left" w:pos="6145"/>
-              </w:tabs>
-              <w:spacing w:line="276" w:lineRule="auto"/>
+              <w:spacing w:after="0" w:line="240" w:lineRule="auto"/>
               <w:contextualSpacing/>
               <w:jc w:val="both"/>
               <w:rPr>
                 <w:rFonts w:ascii="Arial" w:hAnsi="Arial" w:cs="Arial"/>
-                <w:u w:val="single"/>
-              </w:rPr>
-            </w:pPr>
-            <w:r>
-              <w:rPr>
-                <w:rFonts w:ascii="Arial" w:hAnsi="Arial" w:cs="Arial"/>
-                <w:u w:val="single"/>
+                <w:bCs/>
+                <w:iCs/>
+              </w:rPr>
+            </w:pPr>
+            <w:r>
+              <w:rPr>
+                <w:rFonts w:ascii="Arial" w:hAnsi="Arial" w:cs="Arial"/>
               </w:rPr>
               <w:t>{anggota5_pokja}</w:t>
-            </w:r>
-          </w:p>
-          <w:p>
-            <w:pPr>
-              <w:spacing w:after="0" w:line="240" w:lineRule="auto"/>
-              <w:contextualSpacing/>
-              <w:jc w:val="both"/>
-              <w:rPr>
-                <w:rFonts w:ascii="Arial" w:hAnsi="Arial" w:cs="Arial"/>
-                <w:bCs/>
-                <w:iCs/>
-              </w:rPr>
-            </w:pPr>
-            <w:r>
-              <w:rPr>
-                <w:rFonts w:ascii="Arial" w:hAnsi="Arial" w:cs="Arial"/>
-              </w:rPr>
-              <w:t>NIP. {nip_anggota5_pokja}</w:t>
             </w:r>
           </w:p>
         </w:tc>
@@ -1514,7 +1409,12 @@
       </w:pPr>
     </w:p>
     <w:sectPr>
-      <w:headerReference w:type="first" r:id="rId6"/>
+      <w:headerReference w:type="even" r:id="rId6"/>
+      <w:headerReference w:type="default" r:id="rId7"/>
+      <w:footerReference w:type="even" r:id="rId8"/>
+      <w:footerReference w:type="default" r:id="rId9"/>
+      <w:headerReference w:type="first" r:id="rId10"/>
+      <w:footerReference w:type="first" r:id="rId11"/>
       <w:pgSz w:w="11906" w:h="16838" w:code="9"/>
       <w:pgMar w:top="1134" w:right="1134" w:bottom="1134" w:left="1418" w:header="709" w:footer="709" w:gutter="0"/>
       <w:cols w:space="708"/>
@@ -1526,7 +1426,7 @@
 </file>
 
 <file path=word/endnotes.xml><?xml version="1.0" encoding="utf-8"?>
-<w:endnotes xmlns:wpc="http://schemas.microsoft.com/office/word/2010/wordprocessingCanvas" xmlns:cx="http://schemas.microsoft.com/office/drawing/2014/chartex" xmlns:cx1="http://schemas.microsoft.com/office/drawing/2015/9/8/chartex" xmlns:cx2="http://schemas.microsoft.com/office/drawing/2015/10/21/chartex" xmlns:cx3="http://schemas.microsoft.com/office/drawing/2016/5/9/chartex" xmlns:cx4="http://schemas.microsoft.com/office/drawing/2016/5/10/chartex" xmlns:cx5="http://schemas.microsoft.com/office/drawing/2016/5/11/chartex" xmlns:cx6="http://schemas.microsoft.com/office/drawing/2016/5/12/chartex" xmlns:cx7="http://schemas.microsoft.com/office/drawing/2016/5/13/chartex" xmlns:cx8="http://schemas.microsoft.com/office/drawing/2016/5/14/chartex" xmlns:mc="http://schemas.openxmlformats.org/markup-compatibility/2006" xmlns:aink="http://schemas.microsoft.com/office/drawing/2016/ink" xmlns:am3d="http://schemas.microsoft.com/office/drawing/2017/model3d" xmlns:o="urn:schemas-microsoft-com:office:office" xmlns:oel="http://schemas.microsoft.com/office/2019/extlst" xmlns:r="http://schemas.openxmlformats.org/officeDocument/2006/relationships" xmlns:m="http://schemas.openxmlformats.org/officeDocument/2006/math" xmlns:v="urn:schemas-microsoft-com:vml" xmlns:wp14="http://schemas.microsoft.com/office/word/2010/wordprocessingDrawing" xmlns:wp="http://schemas.openxmlformats.org/drawingml/2006/wordprocessingDrawing" xmlns:w10="urn:schemas-microsoft-com:office:word" xmlns:w="http://schemas.openxmlformats.org/wordprocessingml/2006/main" xmlns:w14="http://schemas.microsoft.com/office/word/2010/wordml" xmlns:w15="http://schemas.microsoft.com/office/word/2012/wordml" xmlns:w16cex="http://schemas.microsoft.com/office/word/2018/wordml/cex" xmlns:w16cid="http://schemas.microsoft.com/office/word/2016/wordml/cid" xmlns:w16="http://schemas.microsoft.com/office/word/2018/wordml" xmlns:w16du="http://schemas.microsoft.com/office/word/2023/wordml/word16du" xmlns:w16sdtdh="http://schemas.microsoft.com/office/word/2020/wordml/sdtdatahash" xmlns:w16se="http://schemas.microsoft.com/office/word/2015/wordml/symex" xmlns:wpg="http://schemas.microsoft.com/office/word/2010/wordprocessingGroup" xmlns:wpi="http://schemas.microsoft.com/office/word/2010/wordprocessingInk" xmlns:wne="http://schemas.microsoft.com/office/word/2006/wordml" xmlns:wps="http://schemas.microsoft.com/office/word/2010/wordprocessingShape" mc:Ignorable="w14 w15 w16se w16cid w16 w16cex w16sdtdh wp14">
+<w:endnotes xmlns:wpc="http://schemas.microsoft.com/office/word/2010/wordprocessingCanvas" xmlns:cx="http://schemas.microsoft.com/office/drawing/2014/chartex" xmlns:cx1="http://schemas.microsoft.com/office/drawing/2015/9/8/chartex" xmlns:cx2="http://schemas.microsoft.com/office/drawing/2015/10/21/chartex" xmlns:cx3="http://schemas.microsoft.com/office/drawing/2016/5/9/chartex" xmlns:cx4="http://schemas.microsoft.com/office/drawing/2016/5/10/chartex" xmlns:cx5="http://schemas.microsoft.com/office/drawing/2016/5/11/chartex" xmlns:cx6="http://schemas.microsoft.com/office/drawing/2016/5/12/chartex" xmlns:cx7="http://schemas.microsoft.com/office/drawing/2016/5/13/chartex" xmlns:cx8="http://schemas.microsoft.com/office/drawing/2016/5/14/chartex" xmlns:mc="http://schemas.openxmlformats.org/markup-compatibility/2006" xmlns:aink="http://schemas.microsoft.com/office/drawing/2016/ink" xmlns:am3d="http://schemas.microsoft.com/office/drawing/2017/model3d" xmlns:o="urn:schemas-microsoft-com:office:office" xmlns:r="http://schemas.openxmlformats.org/officeDocument/2006/relationships" xmlns:m="http://schemas.openxmlformats.org/officeDocument/2006/math" xmlns:v="urn:schemas-microsoft-com:vml" xmlns:wp14="http://schemas.microsoft.com/office/word/2010/wordprocessingDrawing" xmlns:wp="http://schemas.openxmlformats.org/drawingml/2006/wordprocessingDrawing" xmlns:w10="urn:schemas-microsoft-com:office:word" xmlns:w="http://schemas.openxmlformats.org/wordprocessingml/2006/main" xmlns:w14="http://schemas.microsoft.com/office/word/2010/wordml" xmlns:w15="http://schemas.microsoft.com/office/word/2012/wordml" xmlns:w16cex="http://schemas.microsoft.com/office/word/2018/wordml/cex" xmlns:w16cid="http://schemas.microsoft.com/office/word/2016/wordml/cid" xmlns:w16="http://schemas.microsoft.com/office/word/2018/wordml" xmlns:w16sdtdh="http://schemas.microsoft.com/office/word/2020/wordml/sdtdatahash" xmlns:w16se="http://schemas.microsoft.com/office/word/2015/wordml/symex" xmlns:wpg="http://schemas.microsoft.com/office/word/2010/wordprocessingGroup" xmlns:wpi="http://schemas.microsoft.com/office/word/2010/wordprocessingInk" xmlns:wne="http://schemas.microsoft.com/office/word/2006/wordml" xmlns:wps="http://schemas.microsoft.com/office/word/2010/wordprocessingShape" mc:Ignorable="w14 w15 w16se w16cid w16 w16cex w16sdtdh wp14">
   <w:endnote w:type="separator" w:id="-1">
     <w:p>
       <w:pPr>
@@ -1550,8 +1450,38 @@
 </w:endnotes>
 </file>
 
+<file path=word/footer1.xml><?xml version="1.0" encoding="utf-8"?>
+<w:ftr xmlns:wpc="http://schemas.microsoft.com/office/word/2010/wordprocessingCanvas" xmlns:cx="http://schemas.microsoft.com/office/drawing/2014/chartex" xmlns:cx1="http://schemas.microsoft.com/office/drawing/2015/9/8/chartex" xmlns:cx2="http://schemas.microsoft.com/office/drawing/2015/10/21/chartex" xmlns:cx3="http://schemas.microsoft.com/office/drawing/2016/5/9/chartex" xmlns:cx4="http://schemas.microsoft.com/office/drawing/2016/5/10/chartex" xmlns:cx5="http://schemas.microsoft.com/office/drawing/2016/5/11/chartex" xmlns:cx6="http://schemas.microsoft.com/office/drawing/2016/5/12/chartex" xmlns:cx7="http://schemas.microsoft.com/office/drawing/2016/5/13/chartex" xmlns:cx8="http://schemas.microsoft.com/office/drawing/2016/5/14/chartex" xmlns:mc="http://schemas.openxmlformats.org/markup-compatibility/2006" xmlns:aink="http://schemas.microsoft.com/office/drawing/2016/ink" xmlns:am3d="http://schemas.microsoft.com/office/drawing/2017/model3d" xmlns:o="urn:schemas-microsoft-com:office:office" xmlns:r="http://schemas.openxmlformats.org/officeDocument/2006/relationships" xmlns:m="http://schemas.openxmlformats.org/officeDocument/2006/math" xmlns:v="urn:schemas-microsoft-com:vml" xmlns:wp14="http://schemas.microsoft.com/office/word/2010/wordprocessingDrawing" xmlns:wp="http://schemas.openxmlformats.org/drawingml/2006/wordprocessingDrawing" xmlns:w10="urn:schemas-microsoft-com:office:word" xmlns:w="http://schemas.openxmlformats.org/wordprocessingml/2006/main" xmlns:w14="http://schemas.microsoft.com/office/word/2010/wordml" xmlns:w15="http://schemas.microsoft.com/office/word/2012/wordml" xmlns:w16cex="http://schemas.microsoft.com/office/word/2018/wordml/cex" xmlns:w16cid="http://schemas.microsoft.com/office/word/2016/wordml/cid" xmlns:w16="http://schemas.microsoft.com/office/word/2018/wordml" xmlns:w16sdtdh="http://schemas.microsoft.com/office/word/2020/wordml/sdtdatahash" xmlns:w16se="http://schemas.microsoft.com/office/word/2015/wordml/symex" xmlns:wpg="http://schemas.microsoft.com/office/word/2010/wordprocessingGroup" xmlns:wpi="http://schemas.microsoft.com/office/word/2010/wordprocessingInk" xmlns:wne="http://schemas.microsoft.com/office/word/2006/wordml" xmlns:wps="http://schemas.microsoft.com/office/word/2010/wordprocessingShape" mc:Ignorable="w14 w15 w16se w16cid w16 w16cex w16sdtdh wp14">
+  <w:p>
+    <w:pPr>
+      <w:pStyle w:val="Footer"/>
+    </w:pPr>
+  </w:p>
+</w:ftr>
+</file>
+
+<file path=word/footer2.xml><?xml version="1.0" encoding="utf-8"?>
+<w:ftr xmlns:wpc="http://schemas.microsoft.com/office/word/2010/wordprocessingCanvas" xmlns:cx="http://schemas.microsoft.com/office/drawing/2014/chartex" xmlns:cx1="http://schemas.microsoft.com/office/drawing/2015/9/8/chartex" xmlns:cx2="http://schemas.microsoft.com/office/drawing/2015/10/21/chartex" xmlns:cx3="http://schemas.microsoft.com/office/drawing/2016/5/9/chartex" xmlns:cx4="http://schemas.microsoft.com/office/drawing/2016/5/10/chartex" xmlns:cx5="http://schemas.microsoft.com/office/drawing/2016/5/11/chartex" xmlns:cx6="http://schemas.microsoft.com/office/drawing/2016/5/12/chartex" xmlns:cx7="http://schemas.microsoft.com/office/drawing/2016/5/13/chartex" xmlns:cx8="http://schemas.microsoft.com/office/drawing/2016/5/14/chartex" xmlns:mc="http://schemas.openxmlformats.org/markup-compatibility/2006" xmlns:aink="http://schemas.microsoft.com/office/drawing/2016/ink" xmlns:am3d="http://schemas.microsoft.com/office/drawing/2017/model3d" xmlns:o="urn:schemas-microsoft-com:office:office" xmlns:r="http://schemas.openxmlformats.org/officeDocument/2006/relationships" xmlns:m="http://schemas.openxmlformats.org/officeDocument/2006/math" xmlns:v="urn:schemas-microsoft-com:vml" xmlns:wp14="http://schemas.microsoft.com/office/word/2010/wordprocessingDrawing" xmlns:wp="http://schemas.openxmlformats.org/drawingml/2006/wordprocessingDrawing" xmlns:w10="urn:schemas-microsoft-com:office:word" xmlns:w="http://schemas.openxmlformats.org/wordprocessingml/2006/main" xmlns:w14="http://schemas.microsoft.com/office/word/2010/wordml" xmlns:w15="http://schemas.microsoft.com/office/word/2012/wordml" xmlns:w16cex="http://schemas.microsoft.com/office/word/2018/wordml/cex" xmlns:w16cid="http://schemas.microsoft.com/office/word/2016/wordml/cid" xmlns:w16="http://schemas.microsoft.com/office/word/2018/wordml" xmlns:w16sdtdh="http://schemas.microsoft.com/office/word/2020/wordml/sdtdatahash" xmlns:w16se="http://schemas.microsoft.com/office/word/2015/wordml/symex" xmlns:wpg="http://schemas.microsoft.com/office/word/2010/wordprocessingGroup" xmlns:wpi="http://schemas.microsoft.com/office/word/2010/wordprocessingInk" xmlns:wne="http://schemas.microsoft.com/office/word/2006/wordml" xmlns:wps="http://schemas.microsoft.com/office/word/2010/wordprocessingShape" mc:Ignorable="w14 w15 w16se w16cid w16 w16cex w16sdtdh wp14">
+  <w:p>
+    <w:pPr>
+      <w:pStyle w:val="Footer"/>
+    </w:pPr>
+  </w:p>
+</w:ftr>
+</file>
+
+<file path=word/footer3.xml><?xml version="1.0" encoding="utf-8"?>
+<w:ftr xmlns:wpc="http://schemas.microsoft.com/office/word/2010/wordprocessingCanvas" xmlns:cx="http://schemas.microsoft.com/office/drawing/2014/chartex" xmlns:cx1="http://schemas.microsoft.com/office/drawing/2015/9/8/chartex" xmlns:cx2="http://schemas.microsoft.com/office/drawing/2015/10/21/chartex" xmlns:cx3="http://schemas.microsoft.com/office/drawing/2016/5/9/chartex" xmlns:cx4="http://schemas.microsoft.com/office/drawing/2016/5/10/chartex" xmlns:cx5="http://schemas.microsoft.com/office/drawing/2016/5/11/chartex" xmlns:cx6="http://schemas.microsoft.com/office/drawing/2016/5/12/chartex" xmlns:cx7="http://schemas.microsoft.com/office/drawing/2016/5/13/chartex" xmlns:cx8="http://schemas.microsoft.com/office/drawing/2016/5/14/chartex" xmlns:mc="http://schemas.openxmlformats.org/markup-compatibility/2006" xmlns:aink="http://schemas.microsoft.com/office/drawing/2016/ink" xmlns:am3d="http://schemas.microsoft.com/office/drawing/2017/model3d" xmlns:o="urn:schemas-microsoft-com:office:office" xmlns:r="http://schemas.openxmlformats.org/officeDocument/2006/relationships" xmlns:m="http://schemas.openxmlformats.org/officeDocument/2006/math" xmlns:v="urn:schemas-microsoft-com:vml" xmlns:wp14="http://schemas.microsoft.com/office/word/2010/wordprocessingDrawing" xmlns:wp="http://schemas.openxmlformats.org/drawingml/2006/wordprocessingDrawing" xmlns:w10="urn:schemas-microsoft-com:office:word" xmlns:w="http://schemas.openxmlformats.org/wordprocessingml/2006/main" xmlns:w14="http://schemas.microsoft.com/office/word/2010/wordml" xmlns:w15="http://schemas.microsoft.com/office/word/2012/wordml" xmlns:w16cex="http://schemas.microsoft.com/office/word/2018/wordml/cex" xmlns:w16cid="http://schemas.microsoft.com/office/word/2016/wordml/cid" xmlns:w16="http://schemas.microsoft.com/office/word/2018/wordml" xmlns:w16sdtdh="http://schemas.microsoft.com/office/word/2020/wordml/sdtdatahash" xmlns:w16se="http://schemas.microsoft.com/office/word/2015/wordml/symex" xmlns:wpg="http://schemas.microsoft.com/office/word/2010/wordprocessingGroup" xmlns:wpi="http://schemas.microsoft.com/office/word/2010/wordprocessingInk" xmlns:wne="http://schemas.microsoft.com/office/word/2006/wordml" xmlns:wps="http://schemas.microsoft.com/office/word/2010/wordprocessingShape" mc:Ignorable="w14 w15 w16se w16cid w16 w16cex w16sdtdh wp14">
+  <w:p>
+    <w:pPr>
+      <w:pStyle w:val="Footer"/>
+    </w:pPr>
+  </w:p>
+</w:ftr>
+</file>
+
 <file path=word/footnotes.xml><?xml version="1.0" encoding="utf-8"?>
-<w:footnotes xmlns:wpc="http://schemas.microsoft.com/office/word/2010/wordprocessingCanvas" xmlns:cx="http://schemas.microsoft.com/office/drawing/2014/chartex" xmlns:cx1="http://schemas.microsoft.com/office/drawing/2015/9/8/chartex" xmlns:cx2="http://schemas.microsoft.com/office/drawing/2015/10/21/chartex" xmlns:cx3="http://schemas.microsoft.com/office/drawing/2016/5/9/chartex" xmlns:cx4="http://schemas.microsoft.com/office/drawing/2016/5/10/chartex" xmlns:cx5="http://schemas.microsoft.com/office/drawing/2016/5/11/chartex" xmlns:cx6="http://schemas.microsoft.com/office/drawing/2016/5/12/chartex" xmlns:cx7="http://schemas.microsoft.com/office/drawing/2016/5/13/chartex" xmlns:cx8="http://schemas.microsoft.com/office/drawing/2016/5/14/chartex" xmlns:mc="http://schemas.openxmlformats.org/markup-compatibility/2006" xmlns:aink="http://schemas.microsoft.com/office/drawing/2016/ink" xmlns:am3d="http://schemas.microsoft.com/office/drawing/2017/model3d" xmlns:o="urn:schemas-microsoft-com:office:office" xmlns:oel="http://schemas.microsoft.com/office/2019/extlst" xmlns:r="http://schemas.openxmlformats.org/officeDocument/2006/relationships" xmlns:m="http://schemas.openxmlformats.org/officeDocument/2006/math" xmlns:v="urn:schemas-microsoft-com:vml" xmlns:wp14="http://schemas.microsoft.com/office/word/2010/wordprocessingDrawing" xmlns:wp="http://schemas.openxmlformats.org/drawingml/2006/wordprocessingDrawing" xmlns:w10="urn:schemas-microsoft-com:office:word" xmlns:w="http://schemas.openxmlformats.org/wordprocessingml/2006/main" xmlns:w14="http://schemas.microsoft.com/office/word/2010/wordml" xmlns:w15="http://schemas.microsoft.com/office/word/2012/wordml" xmlns:w16cex="http://schemas.microsoft.com/office/word/2018/wordml/cex" xmlns:w16cid="http://schemas.microsoft.com/office/word/2016/wordml/cid" xmlns:w16="http://schemas.microsoft.com/office/word/2018/wordml" xmlns:w16du="http://schemas.microsoft.com/office/word/2023/wordml/word16du" xmlns:w16sdtdh="http://schemas.microsoft.com/office/word/2020/wordml/sdtdatahash" xmlns:w16se="http://schemas.microsoft.com/office/word/2015/wordml/symex" xmlns:wpg="http://schemas.microsoft.com/office/word/2010/wordprocessingGroup" xmlns:wpi="http://schemas.microsoft.com/office/word/2010/wordprocessingInk" xmlns:wne="http://schemas.microsoft.com/office/word/2006/wordml" xmlns:wps="http://schemas.microsoft.com/office/word/2010/wordprocessingShape" mc:Ignorable="w14 w15 w16se w16cid w16 w16cex w16sdtdh wp14">
+<w:footnotes xmlns:wpc="http://schemas.microsoft.com/office/word/2010/wordprocessingCanvas" xmlns:cx="http://schemas.microsoft.com/office/drawing/2014/chartex" xmlns:cx1="http://schemas.microsoft.com/office/drawing/2015/9/8/chartex" xmlns:cx2="http://schemas.microsoft.com/office/drawing/2015/10/21/chartex" xmlns:cx3="http://schemas.microsoft.com/office/drawing/2016/5/9/chartex" xmlns:cx4="http://schemas.microsoft.com/office/drawing/2016/5/10/chartex" xmlns:cx5="http://schemas.microsoft.com/office/drawing/2016/5/11/chartex" xmlns:cx6="http://schemas.microsoft.com/office/drawing/2016/5/12/chartex" xmlns:cx7="http://schemas.microsoft.com/office/drawing/2016/5/13/chartex" xmlns:cx8="http://schemas.microsoft.com/office/drawing/2016/5/14/chartex" xmlns:mc="http://schemas.openxmlformats.org/markup-compatibility/2006" xmlns:aink="http://schemas.microsoft.com/office/drawing/2016/ink" xmlns:am3d="http://schemas.microsoft.com/office/drawing/2017/model3d" xmlns:o="urn:schemas-microsoft-com:office:office" xmlns:r="http://schemas.openxmlformats.org/officeDocument/2006/relationships" xmlns:m="http://schemas.openxmlformats.org/officeDocument/2006/math" xmlns:v="urn:schemas-microsoft-com:vml" xmlns:wp14="http://schemas.microsoft.com/office/word/2010/wordprocessingDrawing" xmlns:wp="http://schemas.openxmlformats.org/drawingml/2006/wordprocessingDrawing" xmlns:w10="urn:schemas-microsoft-com:office:word" xmlns:w="http://schemas.openxmlformats.org/wordprocessingml/2006/main" xmlns:w14="http://schemas.microsoft.com/office/word/2010/wordml" xmlns:w15="http://schemas.microsoft.com/office/word/2012/wordml" xmlns:w16cex="http://schemas.microsoft.com/office/word/2018/wordml/cex" xmlns:w16cid="http://schemas.microsoft.com/office/word/2016/wordml/cid" xmlns:w16="http://schemas.microsoft.com/office/word/2018/wordml" xmlns:w16sdtdh="http://schemas.microsoft.com/office/word/2020/wordml/sdtdatahash" xmlns:w16se="http://schemas.microsoft.com/office/word/2015/wordml/symex" xmlns:wpg="http://schemas.microsoft.com/office/word/2010/wordprocessingGroup" xmlns:wpi="http://schemas.microsoft.com/office/word/2010/wordprocessingInk" xmlns:wne="http://schemas.microsoft.com/office/word/2006/wordml" xmlns:wps="http://schemas.microsoft.com/office/word/2010/wordprocessingShape" mc:Ignorable="w14 w15 w16se w16cid w16 w16cex w16sdtdh wp14">
   <w:footnote w:type="separator" w:id="-1">
     <w:p>
       <w:pPr>
@@ -1576,55 +1506,81 @@
 </file>
 
 <file path=word/header1.xml><?xml version="1.0" encoding="utf-8"?>
-<w:hdr xmlns:wpc="http://schemas.microsoft.com/office/word/2010/wordprocessingCanvas" xmlns:cx="http://schemas.microsoft.com/office/drawing/2014/chartex" xmlns:cx1="http://schemas.microsoft.com/office/drawing/2015/9/8/chartex" xmlns:cx2="http://schemas.microsoft.com/office/drawing/2015/10/21/chartex" xmlns:cx3="http://schemas.microsoft.com/office/drawing/2016/5/9/chartex" xmlns:cx4="http://schemas.microsoft.com/office/drawing/2016/5/10/chartex" xmlns:cx5="http://schemas.microsoft.com/office/drawing/2016/5/11/chartex" xmlns:cx6="http://schemas.microsoft.com/office/drawing/2016/5/12/chartex" xmlns:cx7="http://schemas.microsoft.com/office/drawing/2016/5/13/chartex" xmlns:cx8="http://schemas.microsoft.com/office/drawing/2016/5/14/chartex" xmlns:mc="http://schemas.openxmlformats.org/markup-compatibility/2006" xmlns:aink="http://schemas.microsoft.com/office/drawing/2016/ink" xmlns:am3d="http://schemas.microsoft.com/office/drawing/2017/model3d" xmlns:o="urn:schemas-microsoft-com:office:office" xmlns:oel="http://schemas.microsoft.com/office/2019/extlst" xmlns:r="http://schemas.openxmlformats.org/officeDocument/2006/relationships" xmlns:m="http://schemas.openxmlformats.org/officeDocument/2006/math" xmlns:v="urn:schemas-microsoft-com:vml" xmlns:wp14="http://schemas.microsoft.com/office/word/2010/wordprocessingDrawing" xmlns:wp="http://schemas.openxmlformats.org/drawingml/2006/wordprocessingDrawing" xmlns:w10="urn:schemas-microsoft-com:office:word" xmlns:w="http://schemas.openxmlformats.org/wordprocessingml/2006/main" xmlns:w14="http://schemas.microsoft.com/office/word/2010/wordml" xmlns:w15="http://schemas.microsoft.com/office/word/2012/wordml" xmlns:w16cex="http://schemas.microsoft.com/office/word/2018/wordml/cex" xmlns:w16cid="http://schemas.microsoft.com/office/word/2016/wordml/cid" xmlns:w16="http://schemas.microsoft.com/office/word/2018/wordml" xmlns:w16du="http://schemas.microsoft.com/office/word/2023/wordml/word16du" xmlns:w16sdtdh="http://schemas.microsoft.com/office/word/2020/wordml/sdtdatahash" xmlns:w16se="http://schemas.microsoft.com/office/word/2015/wordml/symex" xmlns:wpg="http://schemas.microsoft.com/office/word/2010/wordprocessingGroup" xmlns:wpi="http://schemas.microsoft.com/office/word/2010/wordprocessingInk" xmlns:wne="http://schemas.microsoft.com/office/word/2006/wordml" xmlns:wps="http://schemas.microsoft.com/office/word/2010/wordprocessingShape" mc:Ignorable="w14 w15 w16se w16cid w16 w16cex w16sdtdh wp14">
+<w:hdr xmlns:wpc="http://schemas.microsoft.com/office/word/2010/wordprocessingCanvas" xmlns:cx="http://schemas.microsoft.com/office/drawing/2014/chartex" xmlns:cx1="http://schemas.microsoft.com/office/drawing/2015/9/8/chartex" xmlns:cx2="http://schemas.microsoft.com/office/drawing/2015/10/21/chartex" xmlns:cx3="http://schemas.microsoft.com/office/drawing/2016/5/9/chartex" xmlns:cx4="http://schemas.microsoft.com/office/drawing/2016/5/10/chartex" xmlns:cx5="http://schemas.microsoft.com/office/drawing/2016/5/11/chartex" xmlns:cx6="http://schemas.microsoft.com/office/drawing/2016/5/12/chartex" xmlns:cx7="http://schemas.microsoft.com/office/drawing/2016/5/13/chartex" xmlns:cx8="http://schemas.microsoft.com/office/drawing/2016/5/14/chartex" xmlns:mc="http://schemas.openxmlformats.org/markup-compatibility/2006" xmlns:aink="http://schemas.microsoft.com/office/drawing/2016/ink" xmlns:am3d="http://schemas.microsoft.com/office/drawing/2017/model3d" xmlns:o="urn:schemas-microsoft-com:office:office" xmlns:r="http://schemas.openxmlformats.org/officeDocument/2006/relationships" xmlns:m="http://schemas.openxmlformats.org/officeDocument/2006/math" xmlns:v="urn:schemas-microsoft-com:vml" xmlns:wp14="http://schemas.microsoft.com/office/word/2010/wordprocessingDrawing" xmlns:wp="http://schemas.openxmlformats.org/drawingml/2006/wordprocessingDrawing" xmlns:w10="urn:schemas-microsoft-com:office:word" xmlns:w="http://schemas.openxmlformats.org/wordprocessingml/2006/main" xmlns:w14="http://schemas.microsoft.com/office/word/2010/wordml" xmlns:w15="http://schemas.microsoft.com/office/word/2012/wordml" xmlns:w16cex="http://schemas.microsoft.com/office/word/2018/wordml/cex" xmlns:w16cid="http://schemas.microsoft.com/office/word/2016/wordml/cid" xmlns:w16="http://schemas.microsoft.com/office/word/2018/wordml" xmlns:w16sdtdh="http://schemas.microsoft.com/office/word/2020/wordml/sdtdatahash" xmlns:w16se="http://schemas.microsoft.com/office/word/2015/wordml/symex" xmlns:wpg="http://schemas.microsoft.com/office/word/2010/wordprocessingGroup" xmlns:wpi="http://schemas.microsoft.com/office/word/2010/wordprocessingInk" xmlns:wne="http://schemas.microsoft.com/office/word/2006/wordml" xmlns:wps="http://schemas.microsoft.com/office/word/2010/wordprocessingShape" mc:Ignorable="w14 w15 w16se w16cid w16 w16cex w16sdtdh wp14">
+  <w:p>
+    <w:pPr>
+      <w:pStyle w:val="Header"/>
+    </w:pPr>
+  </w:p>
+</w:hdr>
+</file>
+
+<file path=word/header2.xml><?xml version="1.0" encoding="utf-8"?>
+<w:hdr xmlns:wpc="http://schemas.microsoft.com/office/word/2010/wordprocessingCanvas" xmlns:cx="http://schemas.microsoft.com/office/drawing/2014/chartex" xmlns:cx1="http://schemas.microsoft.com/office/drawing/2015/9/8/chartex" xmlns:cx2="http://schemas.microsoft.com/office/drawing/2015/10/21/chartex" xmlns:cx3="http://schemas.microsoft.com/office/drawing/2016/5/9/chartex" xmlns:cx4="http://schemas.microsoft.com/office/drawing/2016/5/10/chartex" xmlns:cx5="http://schemas.microsoft.com/office/drawing/2016/5/11/chartex" xmlns:cx6="http://schemas.microsoft.com/office/drawing/2016/5/12/chartex" xmlns:cx7="http://schemas.microsoft.com/office/drawing/2016/5/13/chartex" xmlns:cx8="http://schemas.microsoft.com/office/drawing/2016/5/14/chartex" xmlns:mc="http://schemas.openxmlformats.org/markup-compatibility/2006" xmlns:aink="http://schemas.microsoft.com/office/drawing/2016/ink" xmlns:am3d="http://schemas.microsoft.com/office/drawing/2017/model3d" xmlns:o="urn:schemas-microsoft-com:office:office" xmlns:r="http://schemas.openxmlformats.org/officeDocument/2006/relationships" xmlns:m="http://schemas.openxmlformats.org/officeDocument/2006/math" xmlns:v="urn:schemas-microsoft-com:vml" xmlns:wp14="http://schemas.microsoft.com/office/word/2010/wordprocessingDrawing" xmlns:wp="http://schemas.openxmlformats.org/drawingml/2006/wordprocessingDrawing" xmlns:w10="urn:schemas-microsoft-com:office:word" xmlns:w="http://schemas.openxmlformats.org/wordprocessingml/2006/main" xmlns:w14="http://schemas.microsoft.com/office/word/2010/wordml" xmlns:w15="http://schemas.microsoft.com/office/word/2012/wordml" xmlns:w16cex="http://schemas.microsoft.com/office/word/2018/wordml/cex" xmlns:w16cid="http://schemas.microsoft.com/office/word/2016/wordml/cid" xmlns:w16="http://schemas.microsoft.com/office/word/2018/wordml" xmlns:w16sdtdh="http://schemas.microsoft.com/office/word/2020/wordml/sdtdatahash" xmlns:w16se="http://schemas.microsoft.com/office/word/2015/wordml/symex" xmlns:wpg="http://schemas.microsoft.com/office/word/2010/wordprocessingGroup" xmlns:wpi="http://schemas.microsoft.com/office/word/2010/wordprocessingInk" xmlns:wne="http://schemas.microsoft.com/office/word/2006/wordml" xmlns:wps="http://schemas.microsoft.com/office/word/2010/wordprocessingShape" mc:Ignorable="w14 w15 w16se w16cid w16 w16cex w16sdtdh wp14">
+  <w:p>
+    <w:pPr>
+      <w:pStyle w:val="Header"/>
+    </w:pPr>
+  </w:p>
+</w:hdr>
+</file>
+
+<file path=word/header3.xml><?xml version="1.0" encoding="utf-8"?>
+<w:hdr xmlns:wpc="http://schemas.microsoft.com/office/word/2010/wordprocessingCanvas" xmlns:cx="http://schemas.microsoft.com/office/drawing/2014/chartex" xmlns:cx1="http://schemas.microsoft.com/office/drawing/2015/9/8/chartex" xmlns:cx2="http://schemas.microsoft.com/office/drawing/2015/10/21/chartex" xmlns:cx3="http://schemas.microsoft.com/office/drawing/2016/5/9/chartex" xmlns:cx4="http://schemas.microsoft.com/office/drawing/2016/5/10/chartex" xmlns:cx5="http://schemas.microsoft.com/office/drawing/2016/5/11/chartex" xmlns:cx6="http://schemas.microsoft.com/office/drawing/2016/5/12/chartex" xmlns:cx7="http://schemas.microsoft.com/office/drawing/2016/5/13/chartex" xmlns:cx8="http://schemas.microsoft.com/office/drawing/2016/5/14/chartex" xmlns:mc="http://schemas.openxmlformats.org/markup-compatibility/2006" xmlns:aink="http://schemas.microsoft.com/office/drawing/2016/ink" xmlns:am3d="http://schemas.microsoft.com/office/drawing/2017/model3d" xmlns:o="urn:schemas-microsoft-com:office:office" xmlns:r="http://schemas.openxmlformats.org/officeDocument/2006/relationships" xmlns:m="http://schemas.openxmlformats.org/officeDocument/2006/math" xmlns:v="urn:schemas-microsoft-com:vml" xmlns:wp14="http://schemas.microsoft.com/office/word/2010/wordprocessingDrawing" xmlns:wp="http://schemas.openxmlformats.org/drawingml/2006/wordprocessingDrawing" xmlns:w10="urn:schemas-microsoft-com:office:word" xmlns:w="http://schemas.openxmlformats.org/wordprocessingml/2006/main" xmlns:w14="http://schemas.microsoft.com/office/word/2010/wordml" xmlns:w15="http://schemas.microsoft.com/office/word/2012/wordml" xmlns:w16cex="http://schemas.microsoft.com/office/word/2018/wordml/cex" xmlns:w16cid="http://schemas.microsoft.com/office/word/2016/wordml/cid" xmlns:w16="http://schemas.microsoft.com/office/word/2018/wordml" xmlns:w16sdtdh="http://schemas.microsoft.com/office/word/2020/wordml/sdtdatahash" xmlns:w16se="http://schemas.microsoft.com/office/word/2015/wordml/symex" xmlns:wpg="http://schemas.microsoft.com/office/word/2010/wordprocessingGroup" xmlns:wpi="http://schemas.microsoft.com/office/word/2010/wordprocessingInk" xmlns:wne="http://schemas.microsoft.com/office/word/2006/wordml" xmlns:wps="http://schemas.microsoft.com/office/word/2010/wordprocessingShape" mc:Ignorable="w14 w15 w16se w16cid w16 w16cex w16sdtdh wp14">
   <w:p>
     <w:pPr>
       <w:widowControl w:val="0"/>
       <w:autoSpaceDE w:val="0"/>
       <w:autoSpaceDN w:val="0"/>
-      <w:spacing w:after="0" w:line="240" w:lineRule="auto"/>
-      <w:ind w:left="851" w:right="-2"/>
+      <w:spacing w:after="40" w:line="240" w:lineRule="auto"/>
+      <w:ind w:left="850" w:right="-2"/>
       <w:jc w:val="center"/>
       <w:rPr>
         <w:rFonts w:ascii="Arial" w:eastAsia="Times New Roman" w:hAnsi="Arial" w:cs="Arial"/>
-        <w:b/>
-        <w:bCs/>
         <w:sz w:val="36"/>
         <w:szCs w:val="36"/>
         <w:lang w:val="fi-FI"/>
       </w:rPr>
     </w:pPr>
+    <w:bookmarkStart w:id="1" w:name="_Hlk186188695"/>
+    <w:bookmarkStart w:id="2" w:name="_Hlk186188696"/>
+    <w:bookmarkStart w:id="3" w:name="_Hlk186188840"/>
+    <w:bookmarkStart w:id="4" w:name="_Hlk186188841"/>
     <w:r>
       <w:rPr>
-        <w:rFonts w:ascii="Tahoma" w:eastAsia="Tahoma" w:hAnsi="Tahoma" w:cs="Tahoma"/>
         <w:noProof/>
-        <w:sz w:val="24"/>
-        <w:szCs w:val="24"/>
-        <w:lang w:bidi="en-US"/>
       </w:rPr>
       <w:drawing>
-        <wp:anchor distT="0" distB="0" distL="114300" distR="114300" simplePos="0" relativeHeight="251659264" behindDoc="0" locked="0" layoutInCell="1" allowOverlap="1" wp14:anchorId="2D01623C" wp14:editId="292260EE">
+        <wp:anchor distT="0" distB="0" distL="36195" distR="36195" simplePos="0" relativeHeight="251660288" behindDoc="1" locked="0" layoutInCell="1" allowOverlap="1" wp14:anchorId="12973677" wp14:editId="4E113133">
           <wp:simplePos x="0" y="0"/>
-          <wp:positionH relativeFrom="column">
-            <wp:posOffset>-324485</wp:posOffset>
+          <wp:positionH relativeFrom="margin">
+            <wp:align>left</wp:align>
           </wp:positionH>
           <wp:positionV relativeFrom="paragraph">
-            <wp:posOffset>6985</wp:posOffset>
+            <wp:posOffset>-40284</wp:posOffset>
           </wp:positionV>
-          <wp:extent cx="835025" cy="835025"/>
-          <wp:effectExtent l="0" t="0" r="3175" b="3175"/>
-          <wp:wrapNone/>
-          <wp:docPr id="2139638182" name="Picture 1973342684" descr="A yellow and blue logo&#10;&#10;Description automatically generated"/>
+          <wp:extent cx="971550" cy="971550"/>
+          <wp:effectExtent l="0" t="0" r="0" b="0"/>
+          <wp:wrapTight wrapText="bothSides">
+            <wp:wrapPolygon edited="0">
+              <wp:start x="0" y="0"/>
+              <wp:lineTo x="0" y="21176"/>
+              <wp:lineTo x="21176" y="21176"/>
+              <wp:lineTo x="21176" y="0"/>
+              <wp:lineTo x="0" y="0"/>
+            </wp:wrapPolygon>
+          </wp:wrapTight>
+          <wp:docPr id="2" name="Picture 2"/>
           <wp:cNvGraphicFramePr>
-            <a:graphicFrameLocks xmlns:a="http://schemas.openxmlformats.org/drawingml/2006/main"/>
+            <a:graphicFrameLocks xmlns:a="http://schemas.openxmlformats.org/drawingml/2006/main" noChangeAspect="1"/>
           </wp:cNvGraphicFramePr>
           <a:graphic xmlns:a="http://schemas.openxmlformats.org/drawingml/2006/main">
             <a:graphicData uri="http://schemas.openxmlformats.org/drawingml/2006/picture">
               <pic:pic xmlns:pic="http://schemas.openxmlformats.org/drawingml/2006/picture">
                 <pic:nvPicPr>
-                  <pic:cNvPr id="0" name="Picture 1973342684" descr="A yellow and blue logo&#10;&#10;Description automatically generated"/>
+                  <pic:cNvPr id="0" name="Picture 1"/>
                   <pic:cNvPicPr>
-                    <a:picLocks noChangeArrowheads="1"/>
+                    <a:picLocks noChangeAspect="1" noChangeArrowheads="1"/>
                   </pic:cNvPicPr>
                 </pic:nvPicPr>
                 <pic:blipFill>
@@ -1643,12 +1599,15 @@
                 <pic:spPr bwMode="auto">
                   <a:xfrm>
                     <a:off x="0" y="0"/>
-                    <a:ext cx="835025" cy="835025"/>
+                    <a:ext cx="971550" cy="971550"/>
                   </a:xfrm>
                   <a:prstGeom prst="rect">
                     <a:avLst/>
                   </a:prstGeom>
                   <a:noFill/>
+                  <a:ln>
+                    <a:noFill/>
+                  </a:ln>
                 </pic:spPr>
               </pic:pic>
             </a:graphicData>
@@ -1662,15 +1621,9 @@
         </wp:anchor>
       </w:drawing>
     </w:r>
-    <w:bookmarkStart w:id="1" w:name="_Hlk186188695"/>
-    <w:bookmarkStart w:id="2" w:name="_Hlk186188696"/>
-    <w:bookmarkStart w:id="3" w:name="_Hlk186188840"/>
-    <w:bookmarkStart w:id="4" w:name="_Hlk186188841"/>
     <w:r>
       <w:rPr>
         <w:rFonts w:ascii="Arial" w:eastAsia="Times New Roman" w:hAnsi="Arial" w:cs="Arial"/>
-        <w:b/>
-        <w:bCs/>
         <w:sz w:val="36"/>
         <w:szCs w:val="36"/>
         <w:lang w:val="fi-FI"/>
@@ -1684,14 +1637,12 @@
       <w:widowControl w:val="0"/>
       <w:autoSpaceDE w:val="0"/>
       <w:autoSpaceDN w:val="0"/>
-      <w:spacing w:after="0" w:line="240" w:lineRule="auto"/>
-      <w:ind w:left="851" w:right="-2"/>
+      <w:spacing w:after="40" w:line="240" w:lineRule="auto"/>
+      <w:ind w:left="850" w:right="-2"/>
       <w:jc w:val="center"/>
       <w:outlineLvl w:val="4"/>
       <w:rPr>
         <w:rFonts w:ascii="Arial" w:eastAsia="Times New Roman" w:hAnsi="Arial" w:cs="Arial"/>
-        <w:b/>
-        <w:bCs/>
         <w:sz w:val="28"/>
         <w:szCs w:val="28"/>
         <w:lang w:val="fi-FI"/>
@@ -1700,8 +1651,6 @@
     <w:r>
       <w:rPr>
         <w:rFonts w:ascii="Arial" w:eastAsia="Times New Roman" w:hAnsi="Arial" w:cs="Arial"/>
-        <w:b/>
-        <w:bCs/>
         <w:sz w:val="24"/>
         <w:szCs w:val="24"/>
         <w:lang w:val="fi-FI"/>
@@ -1714,25 +1663,21 @@
       <w:widowControl w:val="0"/>
       <w:autoSpaceDE w:val="0"/>
       <w:autoSpaceDN w:val="0"/>
-      <w:spacing w:after="0" w:line="240" w:lineRule="auto"/>
-      <w:ind w:left="851" w:right="-2"/>
+      <w:spacing w:after="40" w:line="240" w:lineRule="auto"/>
+      <w:ind w:left="850" w:right="-2"/>
       <w:jc w:val="center"/>
       <w:rPr>
         <w:rFonts w:ascii="Arial" w:eastAsia="Times New Roman" w:hAnsi="Arial" w:cs="Arial"/>
-        <w:b/>
-        <w:bCs/>
-        <w:sz w:val="19"/>
-        <w:szCs w:val="19"/>
+        <w:sz w:val="16"/>
+        <w:szCs w:val="16"/>
         <w:lang w:val="fi-FI"/>
       </w:rPr>
     </w:pPr>
     <w:r>
       <w:rPr>
         <w:rFonts w:ascii="Arial" w:eastAsia="Times New Roman" w:hAnsi="Arial" w:cs="Arial"/>
-        <w:b/>
-        <w:bCs/>
-        <w:sz w:val="20"/>
-        <w:szCs w:val="20"/>
+        <w:sz w:val="18"/>
+        <w:szCs w:val="18"/>
         <w:lang w:val="fi-FI"/>
       </w:rPr>
       <w:t>BALAI PELAKSANA PEMILIHAN JASA KONSTRUKSI WILAYAH KALIMANTAN SELATAN</w:t>
@@ -1743,14 +1688,15 @@
       <w:widowControl w:val="0"/>
       <w:autoSpaceDE w:val="0"/>
       <w:autoSpaceDN w:val="0"/>
-      <w:spacing w:after="0" w:line="240" w:lineRule="auto"/>
-      <w:ind w:left="851" w:right="-2"/>
+      <w:spacing w:after="20" w:line="240" w:lineRule="auto"/>
+      <w:ind w:left="850" w:right="-2"/>
       <w:jc w:val="center"/>
       <w:rPr>
         <w:rFonts w:ascii="Arial" w:eastAsia="Times New Roman" w:hAnsi="Arial" w:cs="Arial"/>
         <w:spacing w:val="-14"/>
-        <w:sz w:val="18"/>
-        <w:szCs w:val="18"/>
+        <w:sz w:val="16"/>
+        <w:szCs w:val="16"/>
+        <w:lang w:val="en-US"/>
       </w:rPr>
     </w:pPr>
     <w:r>
@@ -1759,8 +1705,8 @@
         <w:b/>
         <w:bCs/>
         <w:spacing w:val="-14"/>
-        <w:sz w:val="18"/>
-        <w:szCs w:val="18"/>
+        <w:sz w:val="16"/>
+        <w:szCs w:val="16"/>
         <w:lang w:val="fi-FI"/>
       </w:rPr>
       <w:t xml:space="preserve">KELOMPOK KERJA PEMILIHAN </w:t>
@@ -1771,33 +1717,87 @@
         <w:b/>
         <w:bCs/>
         <w:spacing w:val="-14"/>
-        <w:sz w:val="18"/>
-        <w:szCs w:val="18"/>
-      </w:rPr>
-      <w:t>{kode_pokja}</w:t>
+        <w:sz w:val="16"/>
+        <w:szCs w:val="16"/>
+        <w:lang w:val="en-US"/>
+      </w:rPr>
+      <w:t>{</w:t>
     </w:r>
+    <w:proofErr w:type="spellStart"/>
     <w:r>
       <w:rPr>
         <w:rFonts w:ascii="Arial" w:eastAsia="Times New Roman" w:hAnsi="Arial" w:cs="Arial"/>
         <w:b/>
         <w:bCs/>
         <w:spacing w:val="-14"/>
-        <w:sz w:val="18"/>
-        <w:szCs w:val="18"/>
-        <w:lang w:val="fi-FI"/>
-      </w:rPr>
-      <w:t xml:space="preserve"> BP2JK WILAYAH KALIMANTAN SELATAN TAHUN ANGGARAN </w:t>
+        <w:sz w:val="16"/>
+        <w:szCs w:val="16"/>
+        <w:lang w:val="en-US"/>
+      </w:rPr>
+      <w:t>kode_pokja</w:t>
     </w:r>
+    <w:proofErr w:type="spellEnd"/>
     <w:r>
       <w:rPr>
         <w:rFonts w:ascii="Arial" w:eastAsia="Times New Roman" w:hAnsi="Arial" w:cs="Arial"/>
         <w:b/>
         <w:bCs/>
         <w:spacing w:val="-14"/>
-        <w:sz w:val="18"/>
-        <w:szCs w:val="18"/>
-      </w:rPr>
-      <w:t>{tahun_anggaran}</w:t>
+        <w:sz w:val="16"/>
+        <w:szCs w:val="16"/>
+        <w:lang w:val="en-US"/>
+      </w:rPr>
+      <w:t>}</w:t>
+    </w:r>
+    <w:r>
+      <w:rPr>
+        <w:rFonts w:ascii="Arial" w:eastAsia="Times New Roman" w:hAnsi="Arial" w:cs="Arial"/>
+        <w:b/>
+        <w:bCs/>
+        <w:spacing w:val="-14"/>
+        <w:sz w:val="16"/>
+        <w:szCs w:val="16"/>
+        <w:lang w:val="fi-FI"/>
+      </w:rPr>
+      <w:t xml:space="preserve"> BP2JK WILAYAH KALIMANTAN SELATAN TAHUN ANGGARAN </w:t>
+    </w:r>
+    <w:r>
+      <w:rPr>
+        <w:rFonts w:ascii="Arial" w:eastAsia="Times New Roman" w:hAnsi="Arial" w:cs="Arial"/>
+        <w:b/>
+        <w:bCs/>
+        <w:spacing w:val="-14"/>
+        <w:sz w:val="16"/>
+        <w:szCs w:val="16"/>
+        <w:lang w:val="en-US"/>
+      </w:rPr>
+      <w:t>{</w:t>
+    </w:r>
+    <w:proofErr w:type="spellStart"/>
+    <w:r>
+      <w:rPr>
+        <w:rFonts w:ascii="Arial" w:eastAsia="Times New Roman" w:hAnsi="Arial" w:cs="Arial"/>
+        <w:b/>
+        <w:bCs/>
+        <w:spacing w:val="-14"/>
+        <w:sz w:val="16"/>
+        <w:szCs w:val="16"/>
+        <w:lang w:val="en-US"/>
+      </w:rPr>
+      <w:t>tahun_anggaran</w:t>
+    </w:r>
+    <w:proofErr w:type="spellEnd"/>
+    <w:r>
+      <w:rPr>
+        <w:rFonts w:ascii="Arial" w:eastAsia="Times New Roman" w:hAnsi="Arial" w:cs="Arial"/>
+        <w:b/>
+        <w:bCs/>
+        <w:spacing w:val="-14"/>
+        <w:sz w:val="16"/>
+        <w:szCs w:val="16"/>
+        <w:lang w:val="en-US"/>
+      </w:rPr>
+      <w:t>}</w:t>
     </w:r>
   </w:p>
   <w:p>
@@ -1805,51 +1805,14 @@
       <w:widowControl w:val="0"/>
       <w:autoSpaceDE w:val="0"/>
       <w:autoSpaceDN w:val="0"/>
-      <w:spacing w:after="0" w:line="240" w:lineRule="auto"/>
-      <w:ind w:left="851" w:right="-2"/>
+      <w:spacing w:after="120" w:line="240" w:lineRule="auto"/>
+      <w:ind w:left="850" w:right="-2"/>
       <w:jc w:val="center"/>
       <w:rPr>
         <w:rFonts w:ascii="Arial" w:eastAsia="Times New Roman" w:hAnsi="Arial" w:cs="Arial"/>
         <w:spacing w:val="1"/>
         <w:sz w:val="14"/>
         <w:szCs w:val="14"/>
-      </w:rPr>
-    </w:pPr>
-    <w:r>
-      <w:rPr>
-        <w:rFonts w:ascii="Arial" w:eastAsia="Times New Roman" w:hAnsi="Arial" w:cs="Arial"/>
-        <w:sz w:val="14"/>
-        <w:szCs w:val="14"/>
-      </w:rPr>
-      <w:t xml:space="preserve">Alamat: Jl. Yos Sudarso No. 37A Lt.2, Banjarmasin 70119 Telp.0511-6723416 email: </w:t>
-    </w:r>
-    <w:hyperlink r:id="rId2" w:history="1">
-      <w:r>
-        <w:rPr>
-          <w:rStyle w:val="Hyperlink"/>
-          <w:rFonts w:ascii="Times New Roman" w:eastAsia="Times New Roman" w:hAnsi="Times New Roman"/>
-          <w:spacing w:val="-6"/>
-          <w:sz w:val="16"/>
-          <w:szCs w:val="24"/>
-        </w:rPr>
-        <w:t>{email_ketua_pokja}</w:t>
-      </w:r>
-    </w:hyperlink>
-  </w:p>
-  <w:bookmarkEnd w:id="1"/>
-  <w:bookmarkEnd w:id="2"/>
-  <w:p>
-    <w:pPr>
-      <w:widowControl w:val="0"/>
-      <w:autoSpaceDE w:val="0"/>
-      <w:autoSpaceDN w:val="0"/>
-      <w:spacing w:after="0" w:line="240" w:lineRule="auto"/>
-      <w:ind w:left="851"/>
-      <w:rPr>
-        <w:rFonts w:ascii="Arial" w:eastAsia="Times New Roman" w:hAnsi="Arial" w:cs="Arial"/>
-        <w:spacing w:val="-6"/>
-        <w:sz w:val="16"/>
-        <w:szCs w:val="24"/>
       </w:rPr>
     </w:pPr>
     <w:r>
@@ -1863,16 +1826,16 @@
       <mc:AlternateContent>
         <mc:Choice Requires="wps">
           <w:drawing>
-            <wp:anchor distT="0" distB="0" distL="114300" distR="114300" simplePos="0" relativeHeight="251660288" behindDoc="0" locked="0" layoutInCell="1" allowOverlap="1" wp14:anchorId="26ED48BA" wp14:editId="780BDF3C">
+            <wp:anchor distT="0" distB="0" distL="114300" distR="114300" simplePos="0" relativeHeight="251659264" behindDoc="0" locked="0" layoutInCell="1" allowOverlap="1" wp14:anchorId="04994454" wp14:editId="06DEF2FB">
               <wp:simplePos x="0" y="0"/>
               <wp:positionH relativeFrom="margin">
-                <wp:posOffset>567690</wp:posOffset>
+                <wp:posOffset>983285</wp:posOffset>
               </wp:positionH>
               <wp:positionV relativeFrom="paragraph">
-                <wp:posOffset>9525</wp:posOffset>
+                <wp:posOffset>114300</wp:posOffset>
               </wp:positionV>
-              <wp:extent cx="5380990" cy="0"/>
-              <wp:effectExtent l="0" t="19050" r="29210" b="19050"/>
+              <wp:extent cx="4950000" cy="0"/>
+              <wp:effectExtent l="0" t="0" r="0" b="0"/>
               <wp:wrapNone/>
               <wp:docPr id="984700384" name="Straight Connector 1"/>
               <wp:cNvGraphicFramePr/>
@@ -1881,15 +1844,15 @@
                   <wps:wsp>
                     <wps:cNvCnPr/>
                     <wps:spPr>
-                      <a:xfrm>
+                      <a:xfrm flipV="1">
                         <a:off x="0" y="0"/>
-                        <a:ext cx="5380990" cy="0"/>
+                        <a:ext cx="4950000" cy="0"/>
                       </a:xfrm>
                       <a:prstGeom prst="line">
                         <a:avLst/>
                       </a:prstGeom>
                       <a:noFill/>
-                      <a:ln w="31750" cap="flat" cmpd="sng" algn="ctr">
+                      <a:ln w="19050" cap="flat" cmpd="sng" algn="ctr">
                         <a:solidFill>
                           <a:sysClr val="windowText" lastClr="000000"/>
                         </a:solidFill>
@@ -1913,7 +1876,7 @@
         </mc:Choice>
         <mc:Fallback>
           <w:pict>
-            <v:line w14:anchorId="7D601F20" id="Straight Connector 1" o:spid="_x0000_s1026" style="position:absolute;z-index:251660288;visibility:visible;mso-wrap-style:square;mso-width-percent:0;mso-height-percent:0;mso-wrap-distance-left:9pt;mso-wrap-distance-top:0;mso-wrap-distance-right:9pt;mso-wrap-distance-bottom:0;mso-position-horizontal:absolute;mso-position-horizontal-relative:margin;mso-position-vertical:absolute;mso-position-vertical-relative:text;mso-width-percent:0;mso-height-percent:0;mso-width-relative:margin;mso-height-relative:margin" from="44.7pt,.75pt" to="468.4pt,.75pt" o:gfxdata="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" strokecolor="windowText" strokeweight="2.5pt">
+            <v:line w14:anchorId="2874A5F1" id="Straight Connector 1" o:spid="_x0000_s1026" style="position:absolute;flip:y;z-index:251659264;visibility:visible;mso-wrap-style:square;mso-width-percent:0;mso-height-percent:0;mso-wrap-distance-left:9pt;mso-wrap-distance-top:0;mso-wrap-distance-right:9pt;mso-wrap-distance-bottom:0;mso-position-horizontal:absolute;mso-position-horizontal-relative:margin;mso-position-vertical:absolute;mso-position-vertical-relative:text;mso-width-percent:0;mso-height-percent:0;mso-width-relative:margin;mso-height-relative:margin" from="77.4pt,9pt" to="467.15pt,9pt" o:gfxdata="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" strokecolor="windowText" strokeweight="1.5pt">
               <v:stroke joinstyle="miter"/>
               <w10:wrap anchorx="margin"/>
             </v:line>
@@ -1921,14 +1884,172 @@
         </mc:Fallback>
       </mc:AlternateContent>
     </w:r>
-    <w:bookmarkEnd w:id="3"/>
-    <w:bookmarkEnd w:id="4"/>
+    <w:r>
+      <w:rPr>
+        <w:rFonts w:ascii="Arial" w:eastAsia="Times New Roman" w:hAnsi="Arial" w:cs="Arial"/>
+        <w:sz w:val="14"/>
+        <w:szCs w:val="14"/>
+      </w:rPr>
+      <w:t>Jl. Yos Sudarso No. 37A Lt.2, Banjarmasin 70119</w:t>
+    </w:r>
+    <w:r>
+      <w:rPr>
+        <w:rFonts w:ascii="Arial" w:eastAsia="Times New Roman" w:hAnsi="Arial" w:cs="Arial"/>
+        <w:sz w:val="14"/>
+        <w:szCs w:val="14"/>
+        <w:lang w:val="en-US"/>
+      </w:rPr>
+      <w:t>,</w:t>
+    </w:r>
+    <w:r>
+      <w:rPr>
+        <w:rFonts w:ascii="Arial" w:eastAsia="Times New Roman" w:hAnsi="Arial" w:cs="Arial"/>
+        <w:sz w:val="14"/>
+        <w:szCs w:val="14"/>
+      </w:rPr>
+      <w:t xml:space="preserve"> Tel</w:t>
+    </w:r>
+    <w:proofErr w:type="spellStart"/>
+    <w:r>
+      <w:rPr>
+        <w:rFonts w:ascii="Arial" w:eastAsia="Times New Roman" w:hAnsi="Arial" w:cs="Arial"/>
+        <w:sz w:val="14"/>
+        <w:szCs w:val="14"/>
+        <w:lang w:val="en-US"/>
+      </w:rPr>
+      <w:t>epon</w:t>
+    </w:r>
+    <w:proofErr w:type="spellEnd"/>
+    <w:r>
+      <w:rPr>
+        <w:rFonts w:ascii="Arial" w:eastAsia="Times New Roman" w:hAnsi="Arial" w:cs="Arial"/>
+        <w:sz w:val="14"/>
+        <w:szCs w:val="14"/>
+        <w:lang w:val="en-US"/>
+      </w:rPr>
+      <w:t xml:space="preserve"> </w:t>
+    </w:r>
+    <w:r>
+      <w:rPr>
+        <w:rFonts w:ascii="Arial" w:hAnsi="Arial" w:cs="Arial"/>
+        <w:sz w:val="14"/>
+        <w:szCs w:val="14"/>
+        <w:lang w:val="en-US"/>
+      </w:rPr>
+      <w:t>(</w:t>
+    </w:r>
+    <w:r>
+      <w:rPr>
+        <w:rFonts w:ascii="Arial" w:eastAsia="Times New Roman" w:hAnsi="Arial" w:cs="Arial"/>
+        <w:sz w:val="14"/>
+        <w:szCs w:val="14"/>
+      </w:rPr>
+      <w:t>0511</w:t>
+    </w:r>
+    <w:r>
+      <w:rPr>
+        <w:rFonts w:ascii="Arial" w:hAnsi="Arial" w:cs="Arial"/>
+        <w:sz w:val="14"/>
+        <w:szCs w:val="14"/>
+        <w:lang w:val="en-US"/>
+      </w:rPr>
+      <w:t>) 6</w:t>
+    </w:r>
+    <w:r>
+      <w:rPr>
+        <w:rFonts w:ascii="Arial" w:eastAsia="Times New Roman" w:hAnsi="Arial" w:cs="Arial"/>
+        <w:sz w:val="14"/>
+        <w:szCs w:val="14"/>
+      </w:rPr>
+      <w:t>723416</w:t>
+    </w:r>
+    <w:r>
+      <w:rPr>
+        <w:rFonts w:ascii="Arial" w:eastAsia="Times New Roman" w:hAnsi="Arial" w:cs="Arial"/>
+        <w:sz w:val="14"/>
+        <w:szCs w:val="14"/>
+        <w:lang w:val="en-US"/>
+      </w:rPr>
+      <w:t>,</w:t>
+    </w:r>
+    <w:r>
+      <w:rPr>
+        <w:rFonts w:ascii="Arial" w:eastAsia="Times New Roman" w:hAnsi="Arial" w:cs="Arial"/>
+        <w:sz w:val="14"/>
+        <w:szCs w:val="14"/>
+      </w:rPr>
+      <w:t xml:space="preserve"> </w:t>
+    </w:r>
+    <w:r>
+      <w:rPr>
+        <w:rFonts w:ascii="Arial" w:hAnsi="Arial" w:cs="Arial"/>
+        <w:sz w:val="14"/>
+        <w:szCs w:val="14"/>
+        <w:lang w:val="en-US"/>
+      </w:rPr>
+      <w:t>S</w:t>
+    </w:r>
+    <w:r>
+      <w:rPr>
+        <w:rFonts w:ascii="Arial" w:eastAsia="Times New Roman" w:hAnsi="Arial" w:cs="Arial"/>
+        <w:sz w:val="14"/>
+        <w:szCs w:val="14"/>
+        <w:lang w:val="en-US"/>
+      </w:rPr>
+      <w:t>urel</w:t>
+    </w:r>
+    <w:r>
+      <w:rPr>
+        <w:rFonts w:ascii="Arial" w:eastAsia="Times New Roman" w:hAnsi="Arial" w:cs="Arial"/>
+        <w:sz w:val="14"/>
+        <w:szCs w:val="14"/>
+      </w:rPr>
+      <w:t xml:space="preserve">: </w:t>
+    </w:r>
+    <w:hyperlink r:id="rId2" w:history="1">
+      <w:r>
+        <w:rPr>
+          <w:rStyle w:val="Hyperlink"/>
+          <w:rFonts w:ascii="Times New Roman" w:eastAsia="Times New Roman" w:hAnsi="Times New Roman"/>
+          <w:spacing w:val="-6"/>
+          <w:sz w:val="16"/>
+          <w:szCs w:val="24"/>
+        </w:rPr>
+        <w:t>{email_ketua_pokja}</w:t>
+      </w:r>
+    </w:hyperlink>
+  </w:p>
+  <w:bookmarkEnd w:id="1"/>
+  <w:bookmarkEnd w:id="2"/>
+  <w:bookmarkEnd w:id="3"/>
+  <w:bookmarkEnd w:id="4"/>
+  <w:p>
+    <w:pPr>
+      <w:widowControl w:val="0"/>
+      <w:autoSpaceDE w:val="0"/>
+      <w:autoSpaceDN w:val="0"/>
+      <w:spacing w:after="0" w:line="240" w:lineRule="auto"/>
+      <w:ind w:left="851"/>
+      <w:rPr>
+        <w:rFonts w:ascii="Arial" w:eastAsia="Times New Roman" w:hAnsi="Arial" w:cs="Arial"/>
+        <w:spacing w:val="-6"/>
+        <w:sz w:val="16"/>
+        <w:szCs w:val="24"/>
+      </w:rPr>
+    </w:pPr>
   </w:p>
   <w:p>
     <w:pPr>
-      <w:pStyle w:val="Header"/>
-      <w:rPr>
-        <w:lang w:val="id-ID"/>
+      <w:widowControl w:val="0"/>
+      <w:autoSpaceDE w:val="0"/>
+      <w:autoSpaceDN w:val="0"/>
+      <w:spacing w:after="0" w:line="240" w:lineRule="auto"/>
+      <w:ind w:left="851"/>
+      <w:rPr>
+        <w:rFonts w:ascii="Arial" w:eastAsia="Times New Roman" w:hAnsi="Arial" w:cs="Arial"/>
+        <w:spacing w:val="-6"/>
+        <w:sz w:val="16"/>
+        <w:szCs w:val="24"/>
       </w:rPr>
     </w:pPr>
   </w:p>
